--- a/flow/20230914_vu_template/drafts/2024-08-u/08-ЧТ-Еміліяна.docx
+++ b/flow/20230914_vu_template/drafts/2024-08-u/08-ЧТ-Еміліяна.docx
@@ -7419,7 +7419,7 @@
           <w:sz w:val="24"/>
           <w:u w:val="single"/>
         </w:rPr>
-        <w:t>Ви́веди</w:t>
+        <w:t xml:space="preserve">Коли́ Ти, </w:t>
       </w:r>
       <w:r>
         <w:rPr>
@@ -7427,7 +7427,7 @@
           <w:sz w:val="24"/>
           <w:u w:val="single"/>
         </w:rPr>
-        <w:t xml:space="preserve"> з </w:t>
+        <w:t>Го́споди</w:t>
       </w:r>
       <w:r>
         <w:rPr>
@@ -7435,7 +7435,7 @@
           <w:sz w:val="24"/>
           <w:u w:val="single"/>
         </w:rPr>
-        <w:t>в’язни́ці</w:t>
+        <w:t xml:space="preserve">, </w:t>
       </w:r>
       <w:r>
         <w:rPr>
@@ -7443,7 +7443,7 @@
           <w:sz w:val="24"/>
           <w:u w:val="single"/>
         </w:rPr>
-        <w:t xml:space="preserve"> мою́ </w:t>
+        <w:t>зважа́тимеш</w:t>
       </w:r>
       <w:r>
         <w:rPr>
@@ -7451,7 +7451,7 @@
           <w:sz w:val="24"/>
           <w:u w:val="single"/>
         </w:rPr>
-        <w:t>ду́шу</w:t>
+        <w:t xml:space="preserve"> на </w:t>
       </w:r>
       <w:r>
         <w:rPr>
@@ -7459,7 +7459,7 @@
           <w:sz w:val="24"/>
           <w:u w:val="single"/>
         </w:rPr>
-        <w:t xml:space="preserve">,* щоб </w:t>
+        <w:t>беззако́ння</w:t>
       </w:r>
       <w:r>
         <w:rPr>
@@ -7467,7 +7467,7 @@
           <w:sz w:val="24"/>
           <w:u w:val="single"/>
         </w:rPr>
-        <w:t>дя́кувати</w:t>
+        <w:t xml:space="preserve">, то хто </w:t>
       </w:r>
       <w:r>
         <w:rPr>
@@ -7475,7 +7475,7 @@
           <w:sz w:val="24"/>
           <w:u w:val="single"/>
         </w:rPr>
-        <w:t xml:space="preserve"> </w:t>
+        <w:t>всто́їться</w:t>
       </w:r>
       <w:r>
         <w:rPr>
@@ -7483,7 +7483,7 @@
           <w:sz w:val="24"/>
           <w:u w:val="single"/>
         </w:rPr>
-        <w:t>І́мені</w:t>
+        <w:t xml:space="preserve">, Го́споди.* Та в </w:t>
       </w:r>
       <w:r>
         <w:rPr>
@@ -7491,7 +7491,7 @@
           <w:sz w:val="24"/>
           <w:u w:val="single"/>
         </w:rPr>
-        <w:t xml:space="preserve"> </w:t>
+        <w:t>Те́бе</w:t>
       </w:r>
       <w:r>
         <w:rPr>
@@ -7499,7 +7499,15 @@
           <w:sz w:val="24"/>
           <w:u w:val="single"/>
         </w:rPr>
-        <w:t>Твоє́му</w:t>
+        <w:t xml:space="preserve"> є </w:t>
+      </w:r>
+      <w:r>
+        <w:rPr>
+          <w:rFonts w:ascii="Times New Roman" w:hAnsi="Times New Roman"/>
+          <w:sz w:val="24"/>
+          <w:u w:val="single"/>
+        </w:rPr>
+        <w:t>проще́ння</w:t>
       </w:r>
       <w:r>
         <w:rPr>
